--- a/2 семак/Лабы/ВВИТ/2 ЛАБ/ВВИТ СЕМ_2 ЛАБ_2.docx
+++ b/2 семак/Лабы/ВВИТ/2 ЛАБ/ВВИТ СЕМ_2 ЛАБ_2.docx
@@ -1190,7 +1190,6 @@
           <w:bCs/>
           <w:sz w:val="28"/>
           <w:szCs w:val="28"/>
-          <w:lang w:val="en-US"/>
         </w:rPr>
       </w:pPr>
       <w:r>
@@ -1208,7 +1207,6 @@
           <w:bCs/>
           <w:sz w:val="28"/>
           <w:szCs w:val="28"/>
-          <w:lang w:val="en-US"/>
         </w:rPr>
         <w:t>2</w:t>
       </w:r>
@@ -3179,7 +3177,6 @@
         </w:rPr>
         <w:tab/>
       </w:r>
-      <w:proofErr w:type="gramStart"/>
       <w:r>
         <w:rPr>
           <w:sz w:val="28"/>
@@ -3199,15 +3196,7 @@
           <w:sz w:val="28"/>
           <w:szCs w:val="28"/>
         </w:rPr>
-        <w:t>Используя</w:t>
-      </w:r>
-      <w:proofErr w:type="gramEnd"/>
-      <w:r>
-        <w:rPr>
-          <w:sz w:val="28"/>
-          <w:szCs w:val="28"/>
-        </w:rPr>
-        <w:t xml:space="preserve"> таблицу из Лабораторной работы 1 добавим н</w:t>
+        <w:t>Используя таблицу из Лабораторной работы 1 добавим н</w:t>
       </w:r>
       <w:r>
         <w:rPr>
@@ -3244,6 +3233,7 @@
       </w:pPr>
       <w:r>
         <w:rPr>
+          <w:noProof/>
           <w:sz w:val="28"/>
           <w:szCs w:val="28"/>
           <w:lang w:val="en-US"/>
@@ -3383,7 +3373,6 @@
         <w:lastRenderedPageBreak/>
         <w:tab/>
       </w:r>
-      <w:proofErr w:type="gramStart"/>
       <w:r>
         <w:rPr>
           <w:sz w:val="28"/>
@@ -3417,15 +3406,7 @@
           <w:sz w:val="28"/>
           <w:szCs w:val="28"/>
         </w:rPr>
-        <w:t>Отсортируем</w:t>
-      </w:r>
-      <w:proofErr w:type="gramEnd"/>
-      <w:r>
-        <w:rPr>
-          <w:sz w:val="28"/>
-          <w:szCs w:val="28"/>
-        </w:rPr>
-        <w:t xml:space="preserve"> таблицу </w:t>
+        <w:t xml:space="preserve">Отсортируем таблицу </w:t>
       </w:r>
       <w:r>
         <w:rPr>
@@ -3472,6 +3453,7 @@
       <w:r>
         <w:rPr>
           <w:rFonts w:eastAsia="Times New Roman" w:cs="Times New Roman"/>
+          <w:noProof/>
           <w:sz w:val="28"/>
           <w:szCs w:val="28"/>
         </w:rPr>
@@ -3539,7 +3521,6 @@
         </w:rPr>
         <w:tab/>
       </w:r>
-      <w:proofErr w:type="gramStart"/>
       <w:r>
         <w:rPr>
           <w:sz w:val="28"/>
@@ -3566,15 +3547,7 @@
           <w:sz w:val="28"/>
           <w:szCs w:val="28"/>
         </w:rPr>
-        <w:t xml:space="preserve"> Отсортируем</w:t>
-      </w:r>
-      <w:proofErr w:type="gramEnd"/>
-      <w:r>
-        <w:rPr>
-          <w:sz w:val="28"/>
-          <w:szCs w:val="28"/>
-        </w:rPr>
-        <w:t xml:space="preserve"> таблицу </w:t>
+        <w:t xml:space="preserve"> Отсортируем таблицу </w:t>
       </w:r>
       <w:r>
         <w:rPr>
@@ -3682,7 +3655,6 @@
         </w:rPr>
         <w:tab/>
       </w:r>
-      <w:proofErr w:type="gramStart"/>
       <w:r>
         <w:rPr>
           <w:sz w:val="28"/>
@@ -3702,15 +3674,7 @@
           <w:sz w:val="28"/>
           <w:szCs w:val="28"/>
         </w:rPr>
-        <w:t>Отсортируем</w:t>
-      </w:r>
-      <w:proofErr w:type="gramEnd"/>
-      <w:r>
-        <w:rPr>
-          <w:sz w:val="28"/>
-          <w:szCs w:val="28"/>
-        </w:rPr>
-        <w:t xml:space="preserve"> таблицу по </w:t>
+        <w:t xml:space="preserve">Отсортируем таблицу по </w:t>
       </w:r>
       <w:r>
         <w:rPr>
@@ -3784,15 +3748,7 @@
           <w:sz w:val="28"/>
           <w:szCs w:val="28"/>
         </w:rPr>
-        <w:t xml:space="preserve">по </w:t>
-      </w:r>
-      <w:proofErr w:type="gramStart"/>
-      <w:r>
-        <w:rPr>
-          <w:sz w:val="28"/>
-          <w:szCs w:val="28"/>
-        </w:rPr>
-        <w:t>убыванию</w:t>
+        <w:t>по убыванию</w:t>
       </w:r>
       <w:r>
         <w:rPr>
@@ -3810,7 +3766,6 @@
         </w:rPr>
         <w:t>.</w:t>
       </w:r>
-      <w:proofErr w:type="gramEnd"/>
     </w:p>
     <w:p>
       <w:pPr>
@@ -3844,6 +3799,7 @@
         <w:rPr>
           <w:i/>
           <w:iCs/>
+          <w:noProof/>
           <w:sz w:val="28"/>
           <w:szCs w:val="28"/>
         </w:rPr>
@@ -3902,7 +3858,6 @@
         <w:lastRenderedPageBreak/>
         <w:tab/>
       </w:r>
-      <w:proofErr w:type="gramStart"/>
       <w:r>
         <w:rPr>
           <w:sz w:val="28"/>
@@ -3922,15 +3877,7 @@
           <w:sz w:val="28"/>
           <w:szCs w:val="28"/>
         </w:rPr>
-        <w:t>По</w:t>
-      </w:r>
-      <w:proofErr w:type="gramEnd"/>
-      <w:r>
-        <w:rPr>
-          <w:sz w:val="28"/>
-          <w:szCs w:val="28"/>
-        </w:rPr>
-        <w:t xml:space="preserve"> таблице </w:t>
+        <w:t xml:space="preserve">По таблице </w:t>
       </w:r>
       <w:r>
         <w:rPr>
@@ -4001,6 +3948,7 @@
         <w:rPr>
           <w:rFonts w:eastAsia="Times New Roman" w:cs="Times New Roman"/>
           <w:bCs/>
+          <w:noProof/>
           <w:sz w:val="28"/>
           <w:szCs w:val="28"/>
         </w:rPr>
@@ -4088,7 +4036,6 @@
         </w:rPr>
         <w:tab/>
       </w:r>
-      <w:proofErr w:type="gramStart"/>
       <w:r>
         <w:rPr>
           <w:sz w:val="28"/>
@@ -4119,7 +4066,6 @@
         </w:rPr>
         <w:t>уем</w:t>
       </w:r>
-      <w:proofErr w:type="gramEnd"/>
       <w:r>
         <w:rPr>
           <w:bCs/>
@@ -4186,6 +4132,7 @@
         <w:rPr>
           <w:rFonts w:eastAsia="Times New Roman" w:cs="Times New Roman"/>
           <w:bCs/>
+          <w:noProof/>
           <w:sz w:val="28"/>
           <w:szCs w:val="28"/>
           <w:lang w:val="ru"/>
@@ -4262,7 +4209,6 @@
         <w:lastRenderedPageBreak/>
         <w:tab/>
       </w:r>
-      <w:proofErr w:type="gramStart"/>
       <w:r>
         <w:rPr>
           <w:sz w:val="28"/>
@@ -4293,7 +4239,6 @@
         </w:rPr>
         <w:t>им</w:t>
       </w:r>
-      <w:proofErr w:type="gramEnd"/>
       <w:r>
         <w:rPr>
           <w:bCs/>
@@ -4348,6 +4293,7 @@
       <w:r>
         <w:rPr>
           <w:bCs/>
+          <w:noProof/>
           <w:sz w:val="28"/>
           <w:szCs w:val="28"/>
         </w:rPr>
@@ -4415,7 +4361,6 @@
         </w:rPr>
         <w:tab/>
       </w:r>
-      <w:proofErr w:type="gramStart"/>
       <w:r>
         <w:rPr>
           <w:sz w:val="28"/>
@@ -4444,33 +4389,24 @@
           <w:sz w:val="28"/>
           <w:szCs w:val="28"/>
         </w:rPr>
+        <w:t xml:space="preserve">ем </w:t>
+      </w:r>
+      <w:r>
+        <w:rPr>
+          <w:bCs/>
+          <w:sz w:val="28"/>
+          <w:szCs w:val="28"/>
+        </w:rPr>
+        <w:t>магазины, где средняя зарплата сотрудников выше 50 000. Вывед</w:t>
+      </w:r>
+      <w:r>
+        <w:rPr>
+          <w:bCs/>
+          <w:sz w:val="28"/>
+          <w:szCs w:val="28"/>
+        </w:rPr>
         <w:t>ем</w:t>
       </w:r>
-      <w:proofErr w:type="gramEnd"/>
-      <w:r>
-        <w:rPr>
-          <w:bCs/>
-          <w:sz w:val="28"/>
-          <w:szCs w:val="28"/>
-        </w:rPr>
-        <w:t xml:space="preserve"> </w:t>
-      </w:r>
-      <w:r>
-        <w:rPr>
-          <w:bCs/>
-          <w:sz w:val="28"/>
-          <w:szCs w:val="28"/>
-        </w:rPr>
-        <w:t>магазины, где средняя зарплата сотрудников выше 50 000. Вывед</w:t>
-      </w:r>
-      <w:r>
-        <w:rPr>
-          <w:bCs/>
-          <w:sz w:val="28"/>
-          <w:szCs w:val="28"/>
-        </w:rPr>
-        <w:t>ем</w:t>
-      </w:r>
       <w:r>
         <w:rPr>
           <w:bCs/>
@@ -4509,6 +4445,7 @@
       <w:r>
         <w:rPr>
           <w:bCs/>
+          <w:noProof/>
           <w:sz w:val="28"/>
           <w:szCs w:val="28"/>
         </w:rPr>
@@ -4624,7 +4561,18 @@
           <w:lang w:eastAsia="ru-RU"/>
           <w14:ligatures w14:val="none"/>
         </w:rPr>
-        <w:t xml:space="preserve">изучил основы выборки </w:t>
+        <w:t>разобрал</w:t>
+      </w:r>
+      <w:r>
+        <w:rPr>
+          <w:rFonts w:ascii="Times New Roman" w:eastAsia="Times New Roman" w:hAnsi="Times New Roman" w:cs="Times New Roman"/>
+          <w:kern w:val="0"/>
+          <w:sz w:val="28"/>
+          <w:szCs w:val="28"/>
+          <w:lang w:eastAsia="ru-RU"/>
+          <w14:ligatures w14:val="none"/>
+        </w:rPr>
+        <w:t xml:space="preserve"> основы выборки </w:t>
       </w:r>
       <w:r>
         <w:rPr>
@@ -5761,6 +5709,7 @@
   <w:style w:type="character" w:default="1" w:styleId="a0">
     <w:name w:val="Default Paragraph Font"/>
     <w:uiPriority w:val="1"/>
+    <w:semiHidden/>
     <w:unhideWhenUsed/>
   </w:style>
   <w:style w:type="table" w:default="1" w:styleId="a1">
